--- a/backend/templates/source-docx/astreinte.docx
+++ b/backend/templates/source-docx/astreinte.docx
@@ -61,7 +61,23 @@
           <w:b/>
           <w:bCs/>
         </w:rPr>
-        <w:t>CALENDRIER DE MISES SOUS ASTREINTE QUALIFI</w:t>
+        <w:t>CALENDRIER DE MISES SOUS ASTREINTE</w:t>
+      </w:r>
+      <w:r>
+        <w:rPr>
+          <w:rFonts w:ascii="Marianne" w:hAnsi="Marianne"/>
+          <w:b/>
+          <w:bCs/>
+        </w:rPr>
+        <w:t>S</w:t>
+      </w:r>
+      <w:r>
+        <w:rPr>
+          <w:rFonts w:ascii="Marianne" w:hAnsi="Marianne"/>
+          <w:b/>
+          <w:bCs/>
+        </w:rPr>
+        <w:t xml:space="preserve"> QUALIFI</w:t>
       </w:r>
       <w:r>
         <w:rPr>
@@ -157,25 +173,7 @@
           <w:sz w:val="20"/>
           <w:szCs w:val="20"/>
         </w:rPr>
-        <w:t>Les astreintes qualifiées de défense et de sécurité civiles, pour la période comprise entre le [date début] et le [</w:t>
-      </w:r>
-      <w:proofErr w:type="gramStart"/>
-      <w:r>
-        <w:rPr>
-          <w:rFonts w:ascii="Marianne" w:hAnsi="Marianne"/>
-          <w:sz w:val="20"/>
-          <w:szCs w:val="20"/>
-        </w:rPr>
-        <w:t>date fin</w:t>
-      </w:r>
-      <w:proofErr w:type="gramEnd"/>
-      <w:r>
-        <w:rPr>
-          <w:rFonts w:ascii="Marianne" w:hAnsi="Marianne"/>
-          <w:sz w:val="20"/>
-          <w:szCs w:val="20"/>
-        </w:rPr>
-        <w:t>]</w:t>
+        <w:t>Les astreintes qualifiées de défense et de sécurité civiles, pour la période comprise entre le [date début] et le [date fin]</w:t>
       </w:r>
       <w:r>
         <w:rPr>
@@ -329,43 +327,7 @@
                 <w:sz w:val="20"/>
                 <w:szCs w:val="20"/>
               </w:rPr>
-              <w:t xml:space="preserve">Du [date début </w:t>
-            </w:r>
-            <w:proofErr w:type="spellStart"/>
-            <w:r>
-              <w:rPr>
-                <w:rFonts w:ascii="Marianne" w:hAnsi="Marianne"/>
-                <w:sz w:val="20"/>
-                <w:szCs w:val="20"/>
-              </w:rPr>
-              <w:t>sem</w:t>
-            </w:r>
-            <w:proofErr w:type="spellEnd"/>
-            <w:r>
-              <w:rPr>
-                <w:rFonts w:ascii="Marianne" w:hAnsi="Marianne"/>
-                <w:sz w:val="20"/>
-                <w:szCs w:val="20"/>
-              </w:rPr>
-              <w:t xml:space="preserve">] au [date fin </w:t>
-            </w:r>
-            <w:proofErr w:type="spellStart"/>
-            <w:r>
-              <w:rPr>
-                <w:rFonts w:ascii="Marianne" w:hAnsi="Marianne"/>
-                <w:sz w:val="20"/>
-                <w:szCs w:val="20"/>
-              </w:rPr>
-              <w:t>sem</w:t>
-            </w:r>
-            <w:proofErr w:type="spellEnd"/>
-            <w:r>
-              <w:rPr>
-                <w:rFonts w:ascii="Marianne" w:hAnsi="Marianne"/>
-                <w:sz w:val="20"/>
-                <w:szCs w:val="20"/>
-              </w:rPr>
-              <w:t>]</w:t>
+              <w:t>Du [date début sem] au [date fin sem]</w:t>
             </w:r>
           </w:p>
         </w:tc>
@@ -442,43 +404,7 @@
                 <w:sz w:val="20"/>
                 <w:szCs w:val="20"/>
               </w:rPr>
-              <w:t xml:space="preserve">Du [date début </w:t>
-            </w:r>
-            <w:proofErr w:type="spellStart"/>
-            <w:r>
-              <w:rPr>
-                <w:rFonts w:ascii="Marianne" w:hAnsi="Marianne"/>
-                <w:sz w:val="20"/>
-                <w:szCs w:val="20"/>
-              </w:rPr>
-              <w:t>sem</w:t>
-            </w:r>
-            <w:proofErr w:type="spellEnd"/>
-            <w:r>
-              <w:rPr>
-                <w:rFonts w:ascii="Marianne" w:hAnsi="Marianne"/>
-                <w:sz w:val="20"/>
-                <w:szCs w:val="20"/>
-              </w:rPr>
-              <w:t xml:space="preserve">] au [date fin </w:t>
-            </w:r>
-            <w:proofErr w:type="spellStart"/>
-            <w:r>
-              <w:rPr>
-                <w:rFonts w:ascii="Marianne" w:hAnsi="Marianne"/>
-                <w:sz w:val="20"/>
-                <w:szCs w:val="20"/>
-              </w:rPr>
-              <w:t>sem</w:t>
-            </w:r>
-            <w:proofErr w:type="spellEnd"/>
-            <w:r>
-              <w:rPr>
-                <w:rFonts w:ascii="Marianne" w:hAnsi="Marianne"/>
-                <w:sz w:val="20"/>
-                <w:szCs w:val="20"/>
-              </w:rPr>
-              <w:t>]</w:t>
+              <w:t>Du [date début sem] au [date fin sem]</w:t>
             </w:r>
           </w:p>
         </w:tc>
@@ -555,43 +481,7 @@
                 <w:sz w:val="20"/>
                 <w:szCs w:val="20"/>
               </w:rPr>
-              <w:t xml:space="preserve">Du [date début </w:t>
-            </w:r>
-            <w:proofErr w:type="spellStart"/>
-            <w:r>
-              <w:rPr>
-                <w:rFonts w:ascii="Marianne" w:hAnsi="Marianne"/>
-                <w:sz w:val="20"/>
-                <w:szCs w:val="20"/>
-              </w:rPr>
-              <w:t>sem</w:t>
-            </w:r>
-            <w:proofErr w:type="spellEnd"/>
-            <w:r>
-              <w:rPr>
-                <w:rFonts w:ascii="Marianne" w:hAnsi="Marianne"/>
-                <w:sz w:val="20"/>
-                <w:szCs w:val="20"/>
-              </w:rPr>
-              <w:t xml:space="preserve">] au [date fin </w:t>
-            </w:r>
-            <w:proofErr w:type="spellStart"/>
-            <w:r>
-              <w:rPr>
-                <w:rFonts w:ascii="Marianne" w:hAnsi="Marianne"/>
-                <w:sz w:val="20"/>
-                <w:szCs w:val="20"/>
-              </w:rPr>
-              <w:t>sem</w:t>
-            </w:r>
-            <w:proofErr w:type="spellEnd"/>
-            <w:r>
-              <w:rPr>
-                <w:rFonts w:ascii="Marianne" w:hAnsi="Marianne"/>
-                <w:sz w:val="20"/>
-                <w:szCs w:val="20"/>
-              </w:rPr>
-              <w:t>]</w:t>
+              <w:t>Du [date début sem] au [date fin sem]</w:t>
             </w:r>
           </w:p>
         </w:tc>
@@ -668,43 +558,7 @@
                 <w:sz w:val="20"/>
                 <w:szCs w:val="20"/>
               </w:rPr>
-              <w:t xml:space="preserve">Du [date début </w:t>
-            </w:r>
-            <w:proofErr w:type="spellStart"/>
-            <w:r>
-              <w:rPr>
-                <w:rFonts w:ascii="Marianne" w:hAnsi="Marianne"/>
-                <w:sz w:val="20"/>
-                <w:szCs w:val="20"/>
-              </w:rPr>
-              <w:t>sem</w:t>
-            </w:r>
-            <w:proofErr w:type="spellEnd"/>
-            <w:r>
-              <w:rPr>
-                <w:rFonts w:ascii="Marianne" w:hAnsi="Marianne"/>
-                <w:sz w:val="20"/>
-                <w:szCs w:val="20"/>
-              </w:rPr>
-              <w:t xml:space="preserve">] au [date fin </w:t>
-            </w:r>
-            <w:proofErr w:type="spellStart"/>
-            <w:r>
-              <w:rPr>
-                <w:rFonts w:ascii="Marianne" w:hAnsi="Marianne"/>
-                <w:sz w:val="20"/>
-                <w:szCs w:val="20"/>
-              </w:rPr>
-              <w:t>sem</w:t>
-            </w:r>
-            <w:proofErr w:type="spellEnd"/>
-            <w:r>
-              <w:rPr>
-                <w:rFonts w:ascii="Marianne" w:hAnsi="Marianne"/>
-                <w:sz w:val="20"/>
-                <w:szCs w:val="20"/>
-              </w:rPr>
-              <w:t>]</w:t>
+              <w:t>Du [date début sem] au [date fin sem]</w:t>
             </w:r>
           </w:p>
         </w:tc>
@@ -781,43 +635,7 @@
                 <w:sz w:val="20"/>
                 <w:szCs w:val="20"/>
               </w:rPr>
-              <w:t xml:space="preserve">Du [date début </w:t>
-            </w:r>
-            <w:proofErr w:type="spellStart"/>
-            <w:r>
-              <w:rPr>
-                <w:rFonts w:ascii="Marianne" w:hAnsi="Marianne"/>
-                <w:sz w:val="20"/>
-                <w:szCs w:val="20"/>
-              </w:rPr>
-              <w:t>sem</w:t>
-            </w:r>
-            <w:proofErr w:type="spellEnd"/>
-            <w:r>
-              <w:rPr>
-                <w:rFonts w:ascii="Marianne" w:hAnsi="Marianne"/>
-                <w:sz w:val="20"/>
-                <w:szCs w:val="20"/>
-              </w:rPr>
-              <w:t xml:space="preserve">] au [date fin </w:t>
-            </w:r>
-            <w:proofErr w:type="spellStart"/>
-            <w:r>
-              <w:rPr>
-                <w:rFonts w:ascii="Marianne" w:hAnsi="Marianne"/>
-                <w:sz w:val="20"/>
-                <w:szCs w:val="20"/>
-              </w:rPr>
-              <w:t>sem</w:t>
-            </w:r>
-            <w:proofErr w:type="spellEnd"/>
-            <w:r>
-              <w:rPr>
-                <w:rFonts w:ascii="Marianne" w:hAnsi="Marianne"/>
-                <w:sz w:val="20"/>
-                <w:szCs w:val="20"/>
-              </w:rPr>
-              <w:t>]</w:t>
+              <w:t>Du [date début sem] au [date fin sem]</w:t>
             </w:r>
           </w:p>
         </w:tc>
@@ -894,43 +712,7 @@
                 <w:sz w:val="20"/>
                 <w:szCs w:val="20"/>
               </w:rPr>
-              <w:t xml:space="preserve">Du [date début </w:t>
-            </w:r>
-            <w:proofErr w:type="spellStart"/>
-            <w:r>
-              <w:rPr>
-                <w:rFonts w:ascii="Marianne" w:hAnsi="Marianne"/>
-                <w:sz w:val="20"/>
-                <w:szCs w:val="20"/>
-              </w:rPr>
-              <w:t>sem</w:t>
-            </w:r>
-            <w:proofErr w:type="spellEnd"/>
-            <w:r>
-              <w:rPr>
-                <w:rFonts w:ascii="Marianne" w:hAnsi="Marianne"/>
-                <w:sz w:val="20"/>
-                <w:szCs w:val="20"/>
-              </w:rPr>
-              <w:t xml:space="preserve">] au [date fin </w:t>
-            </w:r>
-            <w:proofErr w:type="spellStart"/>
-            <w:r>
-              <w:rPr>
-                <w:rFonts w:ascii="Marianne" w:hAnsi="Marianne"/>
-                <w:sz w:val="20"/>
-                <w:szCs w:val="20"/>
-              </w:rPr>
-              <w:t>sem</w:t>
-            </w:r>
-            <w:proofErr w:type="spellEnd"/>
-            <w:r>
-              <w:rPr>
-                <w:rFonts w:ascii="Marianne" w:hAnsi="Marianne"/>
-                <w:sz w:val="20"/>
-                <w:szCs w:val="20"/>
-              </w:rPr>
-              <w:t>]</w:t>
+              <w:t>Du [date début sem] au [date fin sem]</w:t>
             </w:r>
           </w:p>
         </w:tc>
@@ -1007,43 +789,7 @@
                 <w:sz w:val="20"/>
                 <w:szCs w:val="20"/>
               </w:rPr>
-              <w:t xml:space="preserve">Du [date début </w:t>
-            </w:r>
-            <w:proofErr w:type="spellStart"/>
-            <w:r>
-              <w:rPr>
-                <w:rFonts w:ascii="Marianne" w:hAnsi="Marianne"/>
-                <w:sz w:val="20"/>
-                <w:szCs w:val="20"/>
-              </w:rPr>
-              <w:t>sem</w:t>
-            </w:r>
-            <w:proofErr w:type="spellEnd"/>
-            <w:r>
-              <w:rPr>
-                <w:rFonts w:ascii="Marianne" w:hAnsi="Marianne"/>
-                <w:sz w:val="20"/>
-                <w:szCs w:val="20"/>
-              </w:rPr>
-              <w:t xml:space="preserve">] au [date fin </w:t>
-            </w:r>
-            <w:proofErr w:type="spellStart"/>
-            <w:r>
-              <w:rPr>
-                <w:rFonts w:ascii="Marianne" w:hAnsi="Marianne"/>
-                <w:sz w:val="20"/>
-                <w:szCs w:val="20"/>
-              </w:rPr>
-              <w:t>sem</w:t>
-            </w:r>
-            <w:proofErr w:type="spellEnd"/>
-            <w:r>
-              <w:rPr>
-                <w:rFonts w:ascii="Marianne" w:hAnsi="Marianne"/>
-                <w:sz w:val="20"/>
-                <w:szCs w:val="20"/>
-              </w:rPr>
-              <w:t>]</w:t>
+              <w:t>Du [date début sem] au [date fin sem]</w:t>
             </w:r>
           </w:p>
         </w:tc>
@@ -1120,43 +866,7 @@
                 <w:sz w:val="20"/>
                 <w:szCs w:val="20"/>
               </w:rPr>
-              <w:t xml:space="preserve">Du [date début </w:t>
-            </w:r>
-            <w:proofErr w:type="spellStart"/>
-            <w:r>
-              <w:rPr>
-                <w:rFonts w:ascii="Marianne" w:hAnsi="Marianne"/>
-                <w:sz w:val="20"/>
-                <w:szCs w:val="20"/>
-              </w:rPr>
-              <w:t>sem</w:t>
-            </w:r>
-            <w:proofErr w:type="spellEnd"/>
-            <w:r>
-              <w:rPr>
-                <w:rFonts w:ascii="Marianne" w:hAnsi="Marianne"/>
-                <w:sz w:val="20"/>
-                <w:szCs w:val="20"/>
-              </w:rPr>
-              <w:t xml:space="preserve">] au [date fin </w:t>
-            </w:r>
-            <w:proofErr w:type="spellStart"/>
-            <w:r>
-              <w:rPr>
-                <w:rFonts w:ascii="Marianne" w:hAnsi="Marianne"/>
-                <w:sz w:val="20"/>
-                <w:szCs w:val="20"/>
-              </w:rPr>
-              <w:t>sem</w:t>
-            </w:r>
-            <w:proofErr w:type="spellEnd"/>
-            <w:r>
-              <w:rPr>
-                <w:rFonts w:ascii="Marianne" w:hAnsi="Marianne"/>
-                <w:sz w:val="20"/>
-                <w:szCs w:val="20"/>
-              </w:rPr>
-              <w:t>]</w:t>
+              <w:t>Du [date début sem] au [date fin sem]</w:t>
             </w:r>
           </w:p>
         </w:tc>
